--- a/Pari_Joaquin_Sitio_de_busqueda_de_cine.docx
+++ b/Pari_Joaquin_Sitio_de_busqueda_de_cine.docx
@@ -83,18 +83,8 @@
                 <w:sz w:val="24"/>
                 <w:szCs w:val="24"/>
               </w:rPr>
-              <w:t xml:space="preserve">Concurso: Desarrollo Web </w:t>
+              <w:t>Concurso: Desarrollo Web Challenge</w:t>
             </w:r>
-            <w:proofErr w:type="spellStart"/>
-            <w:r>
-              <w:rPr>
-                <w:color w:val="BDD7EE"/>
-                <w:sz w:val="24"/>
-                <w:szCs w:val="24"/>
-              </w:rPr>
-              <w:t>Challenge</w:t>
-            </w:r>
-            <w:proofErr w:type="spellEnd"/>
           </w:p>
           <w:p>
             <w:pPr>
@@ -269,23 +259,7 @@
                 <w:b/>
                 <w:bCs/>
               </w:rPr>
-              <w:t>Grado y sección:  (</w:t>
-            </w:r>
-            <w:proofErr w:type="spellStart"/>
-            <w:r>
-              <w:rPr>
-                <w:b/>
-                <w:bCs/>
-              </w:rPr>
-              <w:t>Ej</w:t>
-            </w:r>
-            <w:proofErr w:type="spellEnd"/>
-            <w:r>
-              <w:rPr>
-                <w:b/>
-                <w:bCs/>
-              </w:rPr>
-              <w:t>: 4to B)</w:t>
+              <w:t>Grado y sección:  (Ej: 4to B)</w:t>
             </w:r>
           </w:p>
           <w:p>
@@ -415,39 +389,7 @@
                 <w:b/>
                 <w:bCs/>
               </w:rPr>
-              <w:t xml:space="preserve">Enlace del Despliegue: (link donde se ve tu página web en línea </w:t>
-            </w:r>
-            <w:proofErr w:type="spellStart"/>
-            <w:r>
-              <w:rPr>
-                <w:b/>
-                <w:bCs/>
-              </w:rPr>
-              <w:t>GitPages</w:t>
-            </w:r>
-            <w:proofErr w:type="spellEnd"/>
-            <w:r>
-              <w:rPr>
-                <w:b/>
-                <w:bCs/>
-              </w:rPr>
-              <w:t xml:space="preserve"> o </w:t>
-            </w:r>
-            <w:proofErr w:type="spellStart"/>
-            <w:r>
-              <w:rPr>
-                <w:b/>
-                <w:bCs/>
-              </w:rPr>
-              <w:t>Vercel</w:t>
-            </w:r>
-            <w:proofErr w:type="spellEnd"/>
-            <w:r>
-              <w:rPr>
-                <w:b/>
-                <w:bCs/>
-              </w:rPr>
-              <w:t>)</w:t>
+              <w:t>Enlace del Despliegue: (link donde se ve tu página web en línea GitPages o Vercel)</w:t>
             </w:r>
           </w:p>
           <w:p>
@@ -457,6 +399,14 @@
               </w:pBdr>
               <w:spacing w:before="180" w:after="180"/>
             </w:pPr>
+            <w:hyperlink r:id="rId6" w:history="1">
+              <w:r>
+                <w:rPr>
+                  <w:rStyle w:val="Hipervnculo"/>
+                </w:rPr>
+                <w:t>pari-joaqu-n-sitio-de-busqueda-de-cine-y-series-rcmaju796.vercel.app</w:t>
+              </w:r>
+            </w:hyperlink>
           </w:p>
         </w:tc>
       </w:tr>
@@ -1066,7 +1016,6 @@
   <w:style w:type="character" w:default="1" w:styleId="Fuentedeprrafopredeter">
     <w:name w:val="Default Paragraph Font"/>
     <w:uiPriority w:val="1"/>
-    <w:semiHidden/>
     <w:unhideWhenUsed/>
   </w:style>
   <w:style w:type="table" w:default="1" w:styleId="Tablanormal">

--- a/Pari_Joaquin_Sitio_de_busqueda_de_cine.docx
+++ b/Pari_Joaquin_Sitio_de_busqueda_de_cine.docx
@@ -83,8 +83,18 @@
                 <w:sz w:val="24"/>
                 <w:szCs w:val="24"/>
               </w:rPr>
-              <w:t>Concurso: Desarrollo Web Challenge</w:t>
-            </w:r>
+              <w:t xml:space="preserve">Concurso: Desarrollo Web </w:t>
+            </w:r>
+            <w:proofErr w:type="spellStart"/>
+            <w:r>
+              <w:rPr>
+                <w:color w:val="BDD7EE"/>
+                <w:sz w:val="24"/>
+                <w:szCs w:val="24"/>
+              </w:rPr>
+              <w:t>Challenge</w:t>
+            </w:r>
+            <w:proofErr w:type="spellEnd"/>
           </w:p>
           <w:p>
             <w:pPr>
@@ -259,7 +269,32 @@
                 <w:b/>
                 <w:bCs/>
               </w:rPr>
-              <w:t>Grado y sección:  (Ej: 4to B)</w:t>
+              <w:t>Grado y sección</w:t>
+            </w:r>
+            <w:proofErr w:type="gramStart"/>
+            <w:r>
+              <w:rPr>
+                <w:b/>
+                <w:bCs/>
+              </w:rPr>
+              <w:t>:  (</w:t>
+            </w:r>
+            <w:proofErr w:type="spellStart"/>
+            <w:proofErr w:type="gramEnd"/>
+            <w:r>
+              <w:rPr>
+                <w:b/>
+                <w:bCs/>
+              </w:rPr>
+              <w:t>Ej</w:t>
+            </w:r>
+            <w:proofErr w:type="spellEnd"/>
+            <w:r>
+              <w:rPr>
+                <w:b/>
+                <w:bCs/>
+              </w:rPr>
+              <w:t>: 4to B)</w:t>
             </w:r>
           </w:p>
           <w:p>
@@ -352,7 +387,7 @@
                 <w:rPr>
                   <w:rStyle w:val="Hipervnculo"/>
                 </w:rPr>
-                <w:t>https://github.com/jparicarpio/Pari_Joaqu-n_Sitio_de_busqueda_de_cine</w:t>
+                <w:t>https://github.com/jparicarpio/Pari_Joaqu-n_Sitio_de_busqueda_de_cine_y_series/blob/main/Pari_Joaquin_Sitio_de_busqueda_de_cine.docx</w:t>
               </w:r>
             </w:hyperlink>
           </w:p>
@@ -389,7 +424,55 @@
                 <w:b/>
                 <w:bCs/>
               </w:rPr>
-              <w:t>Enlace del Despliegue: (link donde se ve tu página web en línea GitPages o Vercel)</w:t>
+              <w:t>Enlace del Despliegue: (</w:t>
+            </w:r>
+            <w:proofErr w:type="gramStart"/>
+            <w:r>
+              <w:rPr>
+                <w:b/>
+                <w:bCs/>
+              </w:rPr>
+              <w:t>link</w:t>
+            </w:r>
+            <w:proofErr w:type="gramEnd"/>
+            <w:r>
+              <w:rPr>
+                <w:b/>
+                <w:bCs/>
+              </w:rPr>
+              <w:t xml:space="preserve"> donde se ve tu página web en línea </w:t>
+            </w:r>
+            <w:proofErr w:type="spellStart"/>
+            <w:r>
+              <w:rPr>
+                <w:b/>
+                <w:bCs/>
+              </w:rPr>
+              <w:t>GitPages</w:t>
+            </w:r>
+            <w:proofErr w:type="spellEnd"/>
+            <w:r>
+              <w:rPr>
+                <w:b/>
+                <w:bCs/>
+              </w:rPr>
+              <w:t xml:space="preserve"> o </w:t>
+            </w:r>
+            <w:proofErr w:type="spellStart"/>
+            <w:r>
+              <w:rPr>
+                <w:b/>
+                <w:bCs/>
+              </w:rPr>
+              <w:t>Vercel</w:t>
+            </w:r>
+            <w:proofErr w:type="spellEnd"/>
+            <w:r>
+              <w:rPr>
+                <w:b/>
+                <w:bCs/>
+              </w:rPr>
+              <w:t>)</w:t>
             </w:r>
           </w:p>
           <w:p>
@@ -457,13 +540,23 @@
             </w:tcMar>
           </w:tcPr>
           <w:p>
+            <w:proofErr w:type="gramStart"/>
             <w:r>
               <w:rPr>
                 <w:color w:val="444444"/>
                 <w:sz w:val="18"/>
                 <w:szCs w:val="18"/>
               </w:rPr>
-              <w:t>Recordar que la entrega del proyecto es antes de las 11:00 a.m.</w:t>
+              <w:t>Recordar</w:t>
+            </w:r>
+            <w:proofErr w:type="gramEnd"/>
+            <w:r>
+              <w:rPr>
+                <w:color w:val="444444"/>
+                <w:sz w:val="18"/>
+                <w:szCs w:val="18"/>
+              </w:rPr>
+              <w:t xml:space="preserve"> que la entrega del proyecto es antes de las 11:00 a.m.</w:t>
             </w:r>
           </w:p>
         </w:tc>
@@ -1016,6 +1109,7 @@
   <w:style w:type="character" w:default="1" w:styleId="Fuentedeprrafopredeter">
     <w:name w:val="Default Paragraph Font"/>
     <w:uiPriority w:val="1"/>
+    <w:semiHidden/>
     <w:unhideWhenUsed/>
   </w:style>
   <w:style w:type="table" w:default="1" w:styleId="Tablanormal">
